--- a/aura-documents/output/word/04-client-policies/01-service-menu.docx
+++ b/aura-documents/output/word/04-client-policies/01-service-menu.docx
@@ -30,7 +30,7 @@
           <w:color w:val="7A6753"/>
           <w:sz w:val="16"/>
         </w:rPr>
-        <w:t xml:space="preserve">Document No. AUR-CLI-01 · Version 0.1 (Draft) · Owner: General Manager · Effective: </w:t>
+        <w:t xml:space="preserve">Document No. AUR-CLI-01 · Version 0.2 (Draft) · Owner: General Manager · Effective: </w:t>
       </w:r>
       <w:r>
         <w:rPr>
@@ -80,7 +80,27 @@
           <w:color w:val="4A3A2C"/>
           <w:sz w:val="18"/>
         </w:rPr>
-        <w:t xml:space="preserve"> until confirmed. Clinical services are subject to DHA requirements.</w:t>
+        <w:t xml:space="preserve"> until confirmed. Our services are wellness services; no medical treatments are offered at launch. Hyperbaric oxygen is offered as a non-medical wellness session </w:t>
+      </w:r>
+      <w:r>
+        <w:rPr>
+          <w:rFonts w:ascii="Jost" w:hAnsi="Jost" w:cs="Jost" w:eastAsia="Jost"/>
+          <w:b w:val="0"/>
+          <w:i w:val="0"/>
+          <w:color w:val="A6754C"/>
+          <w:sz w:val="18"/>
+        </w:rPr>
+        <w:t>[confirm licensing requirements for hyperbaric with DHA / licensing authority]</w:t>
+      </w:r>
+      <w:r>
+        <w:rPr>
+          <w:rFonts w:ascii="Jost" w:hAnsi="Jost" w:cs="Jost" w:eastAsia="Jost"/>
+          <w:b w:val="0"/>
+          <w:i w:val="0"/>
+          <w:color w:val="4A3A2C"/>
+          <w:sz w:val="18"/>
+        </w:rPr>
+        <w:t>.</w:t>
       </w:r>
     </w:p>
     <w:p>
@@ -124,7 +144,7 @@
           <w:color w:val="4A3A2C"/>
           <w:sz w:val="20"/>
         </w:rPr>
-        <w:t>Every machine in our Jumeirah 1 studio is from Elevé Health. We are Elevé Health's first partner clinic in the UAE. Each unit is installed by Elevé, calibrated to clinical specification and supported for life. Every host is trained by Elevé.</w:t>
+        <w:t>Every machine in our Jumeirah 1 studio is from Elevé Health. We are Elevé Health's first partner clinic in the UAE. Each unit is installed by Elevé, calibrated to clinical specification and supported for life. Every host is trained by Elevé. We have one of each machine, so booking ahead is the best way to secure your preferred time.</w:t>
       </w:r>
     </w:p>
     <w:p>
@@ -140,6 +160,21 @@
           <w:sz w:val="20"/>
         </w:rPr>
         <w:t>You will not meet a receptionist here. You will meet a host: someone who knows the modalities and walks with you from arrival to the last exhale.</w:t>
+      </w:r>
+    </w:p>
+    <w:p>
+      <w:pPr>
+        <w:spacing w:before="0" w:after="120" w:line="312" w:lineRule="auto"/>
+      </w:pPr>
+      <w:r>
+        <w:rPr>
+          <w:rFonts w:ascii="Jost" w:hAnsi="Jost" w:cs="Jost" w:eastAsia="Jost"/>
+          <w:b w:val="0"/>
+          <w:i w:val="0"/>
+          <w:color w:val="4A3A2C"/>
+          <w:sz w:val="20"/>
+        </w:rPr>
+        <w:t>We are open 7 days a week, 9:00am to 9:00pm.</w:t>
       </w:r>
     </w:p>
     <w:p>
@@ -192,7 +227,47 @@
           <w:color w:val="4A3A2C"/>
           <w:sz w:val="20"/>
         </w:rPr>
-        <w:t xml:space="preserve"> Choose a modality, or a goal, and a preferred time band: Morning 8–11am, Midday 11am–2pm, Afternoon 2–5pm or Evening 5–8pm.</w:t>
+        <w:t xml:space="preserve"> Book online at </w:t>
+      </w:r>
+      <w:r>
+        <w:rPr>
+          <w:rFonts w:ascii="Jost" w:hAnsi="Jost" w:cs="Jost" w:eastAsia="Jost"/>
+          <w:b w:val="0"/>
+          <w:i w:val="0"/>
+          <w:color w:val="A6754C"/>
+          <w:sz w:val="20"/>
+        </w:rPr>
+        <w:t>[Website]</w:t>
+      </w:r>
+      <w:r>
+        <w:rPr>
+          <w:rFonts w:ascii="Jost" w:hAnsi="Jost" w:cs="Jost" w:eastAsia="Jost"/>
+          <w:b w:val="0"/>
+          <w:i w:val="0"/>
+          <w:color w:val="4A3A2C"/>
+          <w:sz w:val="20"/>
+        </w:rPr>
+        <w:t xml:space="preserve"> or on WhatsApp at </w:t>
+      </w:r>
+      <w:r>
+        <w:rPr>
+          <w:rFonts w:ascii="Jost" w:hAnsi="Jost" w:cs="Jost" w:eastAsia="Jost"/>
+          <w:b w:val="0"/>
+          <w:i w:val="0"/>
+          <w:color w:val="A6754C"/>
+          <w:sz w:val="20"/>
+        </w:rPr>
+        <w:t>[WhatsApp]</w:t>
+      </w:r>
+      <w:r>
+        <w:rPr>
+          <w:rFonts w:ascii="Jost" w:hAnsi="Jost" w:cs="Jost" w:eastAsia="Jost"/>
+          <w:b w:val="0"/>
+          <w:i w:val="0"/>
+          <w:color w:val="4A3A2C"/>
+          <w:sz w:val="20"/>
+        </w:rPr>
+        <w:t>. Choose a modality, or a goal, and a preferred time band: Morning 9am–12pm, Midday 12–3pm, Afternoon 3–6pm or Evening 6–9pm.</w:t>
       </w:r>
     </w:p>
     <w:p>
@@ -270,7 +345,7 @@
           <w:color w:val="4A3A2C"/>
           <w:sz w:val="20"/>
         </w:rPr>
-        <w:t xml:space="preserve"> Come 10 minutes early, hydrated. Your host asks what state you arrived in and tailors your protocol.</w:t>
+        <w:t xml:space="preserve"> Come 10 minutes early, hydrated. Your host welcomes you with a refreshment and asks what state you arrived in.</w:t>
       </w:r>
     </w:p>
     <w:p>
@@ -289,6 +364,45 @@
           <w:sz w:val="20"/>
         </w:rPr>
         <w:t>4.</w:t>
+        <w:tab/>
+      </w:r>
+      <w:r>
+        <w:rPr>
+          <w:rFonts w:ascii="Jost" w:hAnsi="Jost" w:cs="Jost" w:eastAsia="Jost"/>
+          <w:b/>
+          <w:i w:val="0"/>
+          <w:color w:val="4A3A2C"/>
+          <w:sz w:val="20"/>
+        </w:rPr>
+        <w:t>Meet your Healer (first visit).</w:t>
+      </w:r>
+      <w:r>
+        <w:rPr>
+          <w:rFonts w:ascii="Jost" w:hAnsi="Jost" w:cs="Jost" w:eastAsia="Jost"/>
+          <w:b w:val="0"/>
+          <w:i w:val="0"/>
+          <w:color w:val="4A3A2C"/>
+          <w:sz w:val="20"/>
+        </w:rPr>
+        <w:t xml:space="preserve"> Your first visit begins with a consultation with one of our Healers, who identifies the core issue and designs a personalised package to regulate your nervous system and support energy healing.</w:t>
+      </w:r>
+    </w:p>
+    <w:p>
+      <w:pPr>
+        <w:tabs>
+          <w:tab w:pos="357" w:val="left"/>
+        </w:tabs>
+        <w:spacing w:before="0" w:after="60" w:line="300" w:lineRule="auto"/>
+        <w:ind w:left="357" w:hanging="283"/>
+      </w:pPr>
+      <w:r>
+        <w:rPr>
+          <w:rFonts w:ascii="Jost" w:hAnsi="Jost" w:cs="Jost" w:eastAsia="Jost"/>
+          <w:b/>
+          <w:color w:val="A6754C"/>
+          <w:sz w:val="20"/>
+        </w:rPr>
+        <w:t>5.</w:t>
         <w:tab/>
       </w:r>
       <w:r>
@@ -327,7 +441,7 @@
           <w:color w:val="A6754C"/>
           <w:sz w:val="20"/>
         </w:rPr>
-        <w:t>5.</w:t>
+        <w:t>6.</w:t>
         <w:tab/>
       </w:r>
       <w:r>
@@ -348,7 +462,7 @@
           <w:color w:val="4A3A2C"/>
           <w:sz w:val="20"/>
         </w:rPr>
-        <w:t xml:space="preserve"> Your session runs with your host close by.</w:t>
+        <w:t xml:space="preserve"> Your session runs with your host close by. Your host suggests the combination of modalities that suits you on the day.</w:t>
       </w:r>
     </w:p>
     <w:p>
@@ -366,7 +480,7 @@
           <w:color w:val="A6754C"/>
           <w:sz w:val="20"/>
         </w:rPr>
-        <w:t>6.</w:t>
+        <w:t>7.</w:t>
         <w:tab/>
       </w:r>
       <w:r>
@@ -387,7 +501,7 @@
           <w:color w:val="4A3A2C"/>
           <w:sz w:val="20"/>
         </w:rPr>
-        <w:t xml:space="preserve"> A few quiet minutes, water, and a short conversation about what comes next.</w:t>
+        <w:t xml:space="preserve"> A few quiet minutes, a refreshment, and a short conversation about what comes next.</w:t>
       </w:r>
     </w:p>
     <w:p>
@@ -422,7 +536,7 @@
           <w:color w:val="4A3A2C"/>
           <w:sz w:val="20"/>
         </w:rPr>
-        <w:t xml:space="preserve"> and your host will build a 3-step sequence for you. Most first-timers start with the infrared sauna or the red-light bed.</w:t>
+        <w:t xml:space="preserve"> and your host will build a 3-step sequence for you, guided by your Healer's recommendations. Most first-timers start with the infrared sauna or the red-light bed.</w:t>
       </w:r>
     </w:p>
     <w:p>
@@ -514,7 +628,7 @@
           <w:color w:val="4A3A2C"/>
           <w:sz w:val="20"/>
         </w:rPr>
-        <w:t xml:space="preserve"> — replenish. Clinician-administered nutrient therapy to support hydration and how you function.</w:t>
+        <w:t xml:space="preserve"> — whole person. Healer guidance and sound to support energy, spirit and the nervous system.</w:t>
       </w:r>
     </w:p>
     <w:p>
@@ -785,243 +899,6 @@
           <w:color w:val="A6754C"/>
           <w:sz w:val="17"/>
         </w:rPr>
-        <w:t>FLOAT &amp; SENSORY RESET</w:t>
-      </w:r>
-    </w:p>
-    <w:p>
-      <w:pPr>
-        <w:spacing w:before="0" w:after="120" w:line="312" w:lineRule="auto"/>
-      </w:pPr>
-      <w:r>
-        <w:rPr>
-          <w:rFonts w:ascii="Jost" w:hAnsi="Jost" w:cs="Jost" w:eastAsia="Jost"/>
-          <w:b w:val="0"/>
-          <w:i w:val="0"/>
-          <w:color w:val="4A3A2C"/>
-          <w:sz w:val="20"/>
-        </w:rPr>
-        <w:t>Weightless in skin-temperature water with 500 kg of Epsom salt, in silence and darkness. Deep rest, support for cortisol balance, and magnesium for the body.</w:t>
-      </w:r>
-    </w:p>
-    <w:tbl>
-      <w:tblPr>
-        <w:tblW w:type="auto" w:w="0"/>
-        <w:jc w:val="center"/>
-        <w:tblLook w:firstColumn="1" w:firstRow="1" w:lastColumn="0" w:lastRow="0" w:noHBand="0" w:noVBand="1" w:val="04A0"/>
-        <w:tblBorders>
-          <w:top w:val="single" w:sz="4" w:color="DCC6B0"/>
-          <w:left w:val="single" w:sz="4" w:color="DCC6B0"/>
-          <w:bottom w:val="single" w:sz="4" w:color="DCC6B0"/>
-          <w:right w:val="single" w:sz="4" w:color="DCC6B0"/>
-          <w:insideH w:val="single" w:sz="4" w:color="DCC6B0"/>
-          <w:insideV w:val="single" w:sz="4" w:color="DCC6B0"/>
-        </w:tblBorders>
-      </w:tblPr>
-      <w:tblGrid>
-        <w:gridCol w:w="2353"/>
-        <w:gridCol w:w="2353"/>
-        <w:gridCol w:w="2353"/>
-        <w:gridCol w:w="2353"/>
-      </w:tblGrid>
-      <w:tr>
-        <w:trPr>
-          <w:tblHeader w:val="true"/>
-        </w:trPr>
-        <w:tc>
-          <w:tcPr>
-            <w:tcW w:type="dxa" w:w="2353"/>
-            <w:shd w:val="clear" w:color="auto" w:fill="221913"/>
-          </w:tcPr>
-          <w:p>
-            <w:pPr>
-              <w:spacing w:before="40" w:after="40" w:line="276" w:lineRule="auto"/>
-            </w:pPr>
-            <w:r>
-              <w:rPr>
-                <w:rFonts w:ascii="Jost" w:hAnsi="Jost" w:cs="Jost" w:eastAsia="Jost"/>
-                <w:b/>
-                <w:i w:val="0"/>
-                <w:color w:val="FBF5EE"/>
-                <w:sz w:val="17"/>
-              </w:rPr>
-              <w:t>Duration</w:t>
-            </w:r>
-          </w:p>
-        </w:tc>
-        <w:tc>
-          <w:tcPr>
-            <w:tcW w:type="dxa" w:w="2353"/>
-            <w:shd w:val="clear" w:color="auto" w:fill="221913"/>
-          </w:tcPr>
-          <w:p>
-            <w:pPr>
-              <w:spacing w:before="40" w:after="40" w:line="276" w:lineRule="auto"/>
-            </w:pPr>
-            <w:r>
-              <w:rPr>
-                <w:rFonts w:ascii="Jost" w:hAnsi="Jost" w:cs="Jost" w:eastAsia="Jost"/>
-                <w:b/>
-                <w:i w:val="0"/>
-                <w:color w:val="FBF5EE"/>
-                <w:sz w:val="17"/>
-              </w:rPr>
-              <w:t>Equipment</w:t>
-            </w:r>
-          </w:p>
-        </w:tc>
-        <w:tc>
-          <w:tcPr>
-            <w:tcW w:type="dxa" w:w="2353"/>
-            <w:shd w:val="clear" w:color="auto" w:fill="221913"/>
-          </w:tcPr>
-          <w:p>
-            <w:pPr>
-              <w:spacing w:before="40" w:after="40" w:line="276" w:lineRule="auto"/>
-            </w:pPr>
-            <w:r>
-              <w:rPr>
-                <w:rFonts w:ascii="Jost" w:hAnsi="Jost" w:cs="Jost" w:eastAsia="Jost"/>
-                <w:b/>
-                <w:i w:val="0"/>
-                <w:color w:val="FBF5EE"/>
-                <w:sz w:val="17"/>
-              </w:rPr>
-              <w:t>Pairs well with</w:t>
-            </w:r>
-          </w:p>
-        </w:tc>
-        <w:tc>
-          <w:tcPr>
-            <w:tcW w:type="dxa" w:w="2353"/>
-            <w:shd w:val="clear" w:color="auto" w:fill="221913"/>
-          </w:tcPr>
-          <w:p>
-            <w:pPr>
-              <w:spacing w:before="40" w:after="40" w:line="276" w:lineRule="auto"/>
-            </w:pPr>
-            <w:r>
-              <w:rPr>
-                <w:rFonts w:ascii="Jost" w:hAnsi="Jost" w:cs="Jost" w:eastAsia="Jost"/>
-                <w:b/>
-                <w:i w:val="0"/>
-                <w:color w:val="FBF5EE"/>
-                <w:sz w:val="17"/>
-              </w:rPr>
-              <w:t>Price</w:t>
-            </w:r>
-          </w:p>
-        </w:tc>
-      </w:tr>
-      <w:tr>
-        <w:tc>
-          <w:tcPr>
-            <w:tcW w:type="dxa" w:w="2353"/>
-          </w:tcPr>
-          <w:p>
-            <w:pPr>
-              <w:spacing w:before="40" w:after="40" w:line="276" w:lineRule="auto"/>
-            </w:pPr>
-            <w:r>
-              <w:rPr>
-                <w:rFonts w:ascii="Jost" w:hAnsi="Jost" w:cs="Jost" w:eastAsia="Jost"/>
-                <w:b w:val="0"/>
-                <w:i w:val="0"/>
-                <w:color w:val="4A3A2C"/>
-                <w:sz w:val="17"/>
-              </w:rPr>
-              <w:t>60 min</w:t>
-            </w:r>
-          </w:p>
-        </w:tc>
-        <w:tc>
-          <w:tcPr>
-            <w:tcW w:type="dxa" w:w="2353"/>
-          </w:tcPr>
-          <w:p>
-            <w:pPr>
-              <w:spacing w:before="40" w:after="40" w:line="276" w:lineRule="auto"/>
-            </w:pPr>
-            <w:r>
-              <w:rPr>
-                <w:rFonts w:ascii="Jost" w:hAnsi="Jost" w:cs="Jost" w:eastAsia="Jost"/>
-                <w:b w:val="0"/>
-                <w:i w:val="0"/>
-                <w:color w:val="4A3A2C"/>
-                <w:sz w:val="17"/>
-              </w:rPr>
-              <w:t>Float tank, skin-temperature water, 500 kg Epsom salt</w:t>
-            </w:r>
-          </w:p>
-        </w:tc>
-        <w:tc>
-          <w:tcPr>
-            <w:tcW w:type="dxa" w:w="2353"/>
-          </w:tcPr>
-          <w:p>
-            <w:pPr>
-              <w:spacing w:before="40" w:after="40" w:line="276" w:lineRule="auto"/>
-            </w:pPr>
-            <w:r>
-              <w:rPr>
-                <w:rFonts w:ascii="Jost" w:hAnsi="Jost" w:cs="Jost" w:eastAsia="Jost"/>
-                <w:b w:val="0"/>
-                <w:i w:val="0"/>
-                <w:color w:val="4A3A2C"/>
-                <w:sz w:val="17"/>
-              </w:rPr>
-              <w:t>Salt Cabin (before), Guided Breathwork</w:t>
-            </w:r>
-          </w:p>
-        </w:tc>
-        <w:tc>
-          <w:tcPr>
-            <w:tcW w:type="dxa" w:w="2353"/>
-          </w:tcPr>
-          <w:p>
-            <w:pPr>
-              <w:spacing w:before="40" w:after="40" w:line="276" w:lineRule="auto"/>
-            </w:pPr>
-            <w:r>
-              <w:rPr>
-                <w:rFonts w:ascii="Jost" w:hAnsi="Jost" w:cs="Jost" w:eastAsia="Jost"/>
-                <w:b w:val="0"/>
-                <w:i w:val="0"/>
-                <w:color w:val="4A3A2C"/>
-                <w:sz w:val="17"/>
-              </w:rPr>
-              <w:t xml:space="preserve">AED </w:t>
-            </w:r>
-            <w:r>
-              <w:rPr>
-                <w:rFonts w:ascii="Jost" w:hAnsi="Jost" w:cs="Jost" w:eastAsia="Jost"/>
-                <w:b w:val="0"/>
-                <w:i w:val="0"/>
-                <w:color w:val="A6754C"/>
-                <w:sz w:val="17"/>
-              </w:rPr>
-              <w:t>[___]</w:t>
-            </w:r>
-          </w:p>
-        </w:tc>
-      </w:tr>
-    </w:tbl>
-    <w:p>
-      <w:pPr>
-        <w:spacing w:before="0" w:after="80" w:line="240" w:lineRule="auto"/>
-      </w:pPr>
-    </w:p>
-    <w:p>
-      <w:pPr>
-        <w:keepNext/>
-        <w:spacing w:before="200" w:after="60" w:line="264" w:lineRule="auto"/>
-      </w:pPr>
-      <w:r>
-        <w:rPr>
-          <w:rFonts w:ascii="Jost" w:hAnsi="Jost" w:cs="Jost" w:eastAsia="Jost"/>
-          <w:b/>
-          <w:color w:val="A6754C"/>
-          <w:sz w:val="17"/>
-        </w:rPr>
         <w:t>DRY FLOAT BED</w:t>
       </w:r>
     </w:p>
@@ -1206,7 +1083,7 @@
                 <w:color w:val="4A3A2C"/>
                 <w:sz w:val="17"/>
               </w:rPr>
-              <w:t>Guided Breathwork, Red-Light Bed</w:t>
+              <w:t>Salt Cabin (before), Guided Breathwork, Sound Healing, Red-Light Bed</w:t>
             </w:r>
           </w:p>
         </w:tc>
@@ -1443,7 +1320,7 @@
                 <w:color w:val="4A3A2C"/>
                 <w:sz w:val="17"/>
               </w:rPr>
-              <w:t>Float &amp; Sensory Reset, Guided Breathwork</w:t>
+              <w:t>Dry Float Bed, Guided Breathwork</w:t>
             </w:r>
           </w:p>
         </w:tc>
@@ -1748,7 +1625,27 @@
           <w:color w:val="4A3A2C"/>
           <w:sz w:val="20"/>
         </w:rPr>
-        <w:t>A guide-led session, one to one or in a small group, to downshift from stress and support sleep and focus.</w:t>
+        <w:t xml:space="preserve">A guide-led session, one to one or in a small group (up to </w:t>
+      </w:r>
+      <w:r>
+        <w:rPr>
+          <w:rFonts w:ascii="Jost" w:hAnsi="Jost" w:cs="Jost" w:eastAsia="Jost"/>
+          <w:b w:val="0"/>
+          <w:i w:val="0"/>
+          <w:color w:val="A6754C"/>
+          <w:sz w:val="20"/>
+        </w:rPr>
+        <w:t>[__]</w:t>
+      </w:r>
+      <w:r>
+        <w:rPr>
+          <w:rFonts w:ascii="Jost" w:hAnsi="Jost" w:cs="Jost" w:eastAsia="Jost"/>
+          <w:b w:val="0"/>
+          <w:i w:val="0"/>
+          <w:color w:val="4A3A2C"/>
+          <w:sz w:val="20"/>
+        </w:rPr>
+        <w:t xml:space="preserve"> guests), to downshift from stress and support sleep and focus.</w:t>
       </w:r>
     </w:p>
     <w:tbl>
@@ -2478,7 +2375,27 @@
           <w:color w:val="4A3A2C"/>
           <w:sz w:val="20"/>
         </w:rPr>
-        <w:t>Rest in a pressurised chamber to support tissue repair, clarity after travel or burnout, and immune resilience. Subject to DHA requirements; a short health screen is required before your first session.</w:t>
+        <w:t xml:space="preserve">Rest in a pressurised chamber to support tissue repair, clarity after travel or burnout, and immune resilience. Offered as a non-medical wellness session </w:t>
+      </w:r>
+      <w:r>
+        <w:rPr>
+          <w:rFonts w:ascii="Jost" w:hAnsi="Jost" w:cs="Jost" w:eastAsia="Jost"/>
+          <w:b w:val="0"/>
+          <w:i w:val="0"/>
+          <w:color w:val="A6754C"/>
+          <w:sz w:val="20"/>
+        </w:rPr>
+        <w:t>[confirm licensing requirements for hyperbaric with DHA / licensing authority]</w:t>
+      </w:r>
+      <w:r>
+        <w:rPr>
+          <w:rFonts w:ascii="Jost" w:hAnsi="Jost" w:cs="Jost" w:eastAsia="Jost"/>
+          <w:b w:val="0"/>
+          <w:i w:val="0"/>
+          <w:color w:val="4A3A2C"/>
+          <w:sz w:val="20"/>
+        </w:rPr>
+        <w:t>; a short health screen is required before your first session.</w:t>
       </w:r>
     </w:p>
     <w:tbl>
@@ -2647,7 +2564,7 @@
                 <w:color w:val="4A3A2C"/>
                 <w:sz w:val="17"/>
               </w:rPr>
-              <w:t>Red-Light Bed, IV Nutrient Therapy</w:t>
+              <w:t>Red-Light Bed, Compression Recovery</w:t>
             </w:r>
           </w:p>
         </w:tc>
@@ -2951,7 +2868,7 @@
           <w:color w:val="A6754C"/>
           <w:sz w:val="17"/>
         </w:rPr>
-        <w:t>IV NUTRIENT THERAPY</w:t>
+        <w:t>HEALER CONSULTATION (FIRST VISIT)</w:t>
       </w:r>
     </w:p>
     <w:p>
@@ -2966,7 +2883,264 @@
           <w:color w:val="4A3A2C"/>
           <w:sz w:val="20"/>
         </w:rPr>
-        <w:t xml:space="preserve">Hydration, vitamins and minerals, administered by licensed clinical staff. Formulas for energy, immunity, skin and glow, recovery, and post-flight. A clinician consultation comes first. Subject to DHA requirements </w:t>
+        <w:t>Every first visit begins here. One of our Healers sits with you, listens, and identifies the core issue behind how you feel. Together you agree a personalised package or programme to regulate your nervous system and support energy healing. Your hosts then guide you through it, visit by visit.</w:t>
+      </w:r>
+    </w:p>
+    <w:tbl>
+      <w:tblPr>
+        <w:tblW w:type="auto" w:w="0"/>
+        <w:jc w:val="center"/>
+        <w:tblLook w:firstColumn="1" w:firstRow="1" w:lastColumn="0" w:lastRow="0" w:noHBand="0" w:noVBand="1" w:val="04A0"/>
+        <w:tblBorders>
+          <w:top w:val="single" w:sz="4" w:color="DCC6B0"/>
+          <w:left w:val="single" w:sz="4" w:color="DCC6B0"/>
+          <w:bottom w:val="single" w:sz="4" w:color="DCC6B0"/>
+          <w:right w:val="single" w:sz="4" w:color="DCC6B0"/>
+          <w:insideH w:val="single" w:sz="4" w:color="DCC6B0"/>
+          <w:insideV w:val="single" w:sz="4" w:color="DCC6B0"/>
+        </w:tblBorders>
+      </w:tblPr>
+      <w:tblGrid>
+        <w:gridCol w:w="2353"/>
+        <w:gridCol w:w="2353"/>
+        <w:gridCol w:w="2353"/>
+        <w:gridCol w:w="2353"/>
+      </w:tblGrid>
+      <w:tr>
+        <w:trPr>
+          <w:tblHeader w:val="true"/>
+        </w:trPr>
+        <w:tc>
+          <w:tcPr>
+            <w:tcW w:type="dxa" w:w="2353"/>
+            <w:shd w:val="clear" w:color="auto" w:fill="221913"/>
+          </w:tcPr>
+          <w:p>
+            <w:pPr>
+              <w:spacing w:before="40" w:after="40" w:line="276" w:lineRule="auto"/>
+            </w:pPr>
+            <w:r>
+              <w:rPr>
+                <w:rFonts w:ascii="Jost" w:hAnsi="Jost" w:cs="Jost" w:eastAsia="Jost"/>
+                <w:b/>
+                <w:i w:val="0"/>
+                <w:color w:val="FBF5EE"/>
+                <w:sz w:val="17"/>
+              </w:rPr>
+              <w:t>Duration</w:t>
+            </w:r>
+          </w:p>
+        </w:tc>
+        <w:tc>
+          <w:tcPr>
+            <w:tcW w:type="dxa" w:w="2353"/>
+            <w:shd w:val="clear" w:color="auto" w:fill="221913"/>
+          </w:tcPr>
+          <w:p>
+            <w:pPr>
+              <w:spacing w:before="40" w:after="40" w:line="276" w:lineRule="auto"/>
+            </w:pPr>
+            <w:r>
+              <w:rPr>
+                <w:rFonts w:ascii="Jost" w:hAnsi="Jost" w:cs="Jost" w:eastAsia="Jost"/>
+                <w:b/>
+                <w:i w:val="0"/>
+                <w:color w:val="FBF5EE"/>
+                <w:sz w:val="17"/>
+              </w:rPr>
+              <w:t>Format</w:t>
+            </w:r>
+          </w:p>
+        </w:tc>
+        <w:tc>
+          <w:tcPr>
+            <w:tcW w:type="dxa" w:w="2353"/>
+            <w:shd w:val="clear" w:color="auto" w:fill="221913"/>
+          </w:tcPr>
+          <w:p>
+            <w:pPr>
+              <w:spacing w:before="40" w:after="40" w:line="276" w:lineRule="auto"/>
+            </w:pPr>
+            <w:r>
+              <w:rPr>
+                <w:rFonts w:ascii="Jost" w:hAnsi="Jost" w:cs="Jost" w:eastAsia="Jost"/>
+                <w:b/>
+                <w:i w:val="0"/>
+                <w:color w:val="FBF5EE"/>
+                <w:sz w:val="17"/>
+              </w:rPr>
+              <w:t>Leads into</w:t>
+            </w:r>
+          </w:p>
+        </w:tc>
+        <w:tc>
+          <w:tcPr>
+            <w:tcW w:type="dxa" w:w="2353"/>
+            <w:shd w:val="clear" w:color="auto" w:fill="221913"/>
+          </w:tcPr>
+          <w:p>
+            <w:pPr>
+              <w:spacing w:before="40" w:after="40" w:line="276" w:lineRule="auto"/>
+            </w:pPr>
+            <w:r>
+              <w:rPr>
+                <w:rFonts w:ascii="Jost" w:hAnsi="Jost" w:cs="Jost" w:eastAsia="Jost"/>
+                <w:b/>
+                <w:i w:val="0"/>
+                <w:color w:val="FBF5EE"/>
+                <w:sz w:val="17"/>
+              </w:rPr>
+              <w:t>Price</w:t>
+            </w:r>
+          </w:p>
+        </w:tc>
+      </w:tr>
+      <w:tr>
+        <w:tc>
+          <w:tcPr>
+            <w:tcW w:type="dxa" w:w="2353"/>
+          </w:tcPr>
+          <w:p>
+            <w:pPr>
+              <w:spacing w:before="40" w:after="40" w:line="276" w:lineRule="auto"/>
+            </w:pPr>
+            <w:r>
+              <w:rPr>
+                <w:rFonts w:ascii="Jost" w:hAnsi="Jost" w:cs="Jost" w:eastAsia="Jost"/>
+                <w:b w:val="0"/>
+                <w:i w:val="0"/>
+                <w:color w:val="A6754C"/>
+                <w:sz w:val="17"/>
+              </w:rPr>
+              <w:t>[30–45 min proposed]</w:t>
+            </w:r>
+          </w:p>
+        </w:tc>
+        <w:tc>
+          <w:tcPr>
+            <w:tcW w:type="dxa" w:w="2353"/>
+          </w:tcPr>
+          <w:p>
+            <w:pPr>
+              <w:spacing w:before="40" w:after="40" w:line="276" w:lineRule="auto"/>
+            </w:pPr>
+            <w:r>
+              <w:rPr>
+                <w:rFonts w:ascii="Jost" w:hAnsi="Jost" w:cs="Jost" w:eastAsia="Jost"/>
+                <w:b w:val="0"/>
+                <w:i w:val="0"/>
+                <w:color w:val="4A3A2C"/>
+                <w:sz w:val="17"/>
+              </w:rPr>
+              <w:t>1:1 with a Healer</w:t>
+            </w:r>
+          </w:p>
+        </w:tc>
+        <w:tc>
+          <w:tcPr>
+            <w:tcW w:type="dxa" w:w="2353"/>
+          </w:tcPr>
+          <w:p>
+            <w:pPr>
+              <w:spacing w:before="40" w:after="40" w:line="276" w:lineRule="auto"/>
+            </w:pPr>
+            <w:r>
+              <w:rPr>
+                <w:rFonts w:ascii="Jost" w:hAnsi="Jost" w:cs="Jost" w:eastAsia="Jost"/>
+                <w:b w:val="0"/>
+                <w:i w:val="0"/>
+                <w:color w:val="4A3A2C"/>
+                <w:sz w:val="17"/>
+              </w:rPr>
+              <w:t>Your personalised package</w:t>
+            </w:r>
+          </w:p>
+        </w:tc>
+        <w:tc>
+          <w:tcPr>
+            <w:tcW w:type="dxa" w:w="2353"/>
+          </w:tcPr>
+          <w:p>
+            <w:pPr>
+              <w:spacing w:before="40" w:after="40" w:line="276" w:lineRule="auto"/>
+            </w:pPr>
+            <w:r>
+              <w:rPr>
+                <w:rFonts w:ascii="Jost" w:hAnsi="Jost" w:cs="Jost" w:eastAsia="Jost"/>
+                <w:b w:val="0"/>
+                <w:i w:val="0"/>
+                <w:color w:val="4A3A2C"/>
+                <w:sz w:val="17"/>
+              </w:rPr>
+              <w:t xml:space="preserve">AED </w:t>
+            </w:r>
+            <w:r>
+              <w:rPr>
+                <w:rFonts w:ascii="Jost" w:hAnsi="Jost" w:cs="Jost" w:eastAsia="Jost"/>
+                <w:b w:val="0"/>
+                <w:i w:val="0"/>
+                <w:color w:val="A6754C"/>
+                <w:sz w:val="17"/>
+              </w:rPr>
+              <w:t>[___]</w:t>
+            </w:r>
+            <w:r>
+              <w:rPr>
+                <w:rFonts w:ascii="Jost" w:hAnsi="Jost" w:cs="Jost" w:eastAsia="Jost"/>
+                <w:b w:val="0"/>
+                <w:i w:val="0"/>
+                <w:color w:val="4A3A2C"/>
+                <w:sz w:val="17"/>
+              </w:rPr>
+              <w:t xml:space="preserve"> </w:t>
+            </w:r>
+            <w:r>
+              <w:rPr>
+                <w:rFonts w:ascii="Jost" w:hAnsi="Jost" w:cs="Jost" w:eastAsia="Jost"/>
+                <w:b w:val="0"/>
+                <w:i w:val="0"/>
+                <w:color w:val="A6754C"/>
+                <w:sz w:val="17"/>
+              </w:rPr>
+              <w:t>[included in first visit — to confirm]</w:t>
+            </w:r>
+          </w:p>
+        </w:tc>
+      </w:tr>
+    </w:tbl>
+    <w:p>
+      <w:pPr>
+        <w:spacing w:before="0" w:after="80" w:line="240" w:lineRule="auto"/>
+      </w:pPr>
+    </w:p>
+    <w:p>
+      <w:pPr>
+        <w:keepNext/>
+        <w:spacing w:before="200" w:after="60" w:line="264" w:lineRule="auto"/>
+      </w:pPr>
+      <w:r>
+        <w:rPr>
+          <w:rFonts w:ascii="Jost" w:hAnsi="Jost" w:cs="Jost" w:eastAsia="Jost"/>
+          <w:b/>
+          <w:color w:val="A6754C"/>
+          <w:sz w:val="17"/>
+        </w:rPr>
+        <w:t>SOUND HEALING</w:t>
+      </w:r>
+    </w:p>
+    <w:p>
+      <w:pPr>
+        <w:spacing w:before="0" w:after="120" w:line="312" w:lineRule="auto"/>
+      </w:pPr>
+      <w:r>
+        <w:rPr>
+          <w:rFonts w:ascii="Jost" w:hAnsi="Jost" w:cs="Jost" w:eastAsia="Jost"/>
+          <w:b w:val="0"/>
+          <w:i w:val="0"/>
+          <w:color w:val="4A3A2C"/>
+          <w:sz w:val="20"/>
+        </w:rPr>
+        <w:t xml:space="preserve">A facilitator-led session of sound and vibration, one to one or in a small group (up to </w:t>
       </w:r>
       <w:r>
         <w:rPr>
@@ -2976,7 +3150,7 @@
           <w:color w:val="A6754C"/>
           <w:sz w:val="20"/>
         </w:rPr>
-        <w:t>[DHA licence / approval reference]</w:t>
+        <w:t>[__]</w:t>
       </w:r>
       <w:r>
         <w:rPr>
@@ -2986,7 +3160,7 @@
           <w:color w:val="4A3A2C"/>
           <w:sz w:val="20"/>
         </w:rPr>
-        <w:t>.</w:t>
+        <w:t xml:space="preserve"> guests), to settle the nervous system and invite deep rest.</w:t>
       </w:r>
     </w:p>
     <w:tbl>
@@ -3112,10 +3286,20 @@
                 <w:rFonts w:ascii="Jost" w:hAnsi="Jost" w:cs="Jost" w:eastAsia="Jost"/>
                 <w:b w:val="0"/>
                 <w:i w:val="0"/>
+                <w:color w:val="A6754C"/>
+                <w:sz w:val="17"/>
+              </w:rPr>
+              <w:t>[__]</w:t>
+            </w:r>
+            <w:r>
+              <w:rPr>
+                <w:rFonts w:ascii="Jost" w:hAnsi="Jost" w:cs="Jost" w:eastAsia="Jost"/>
+                <w:b w:val="0"/>
+                <w:i w:val="0"/>
                 <w:color w:val="4A3A2C"/>
                 <w:sz w:val="17"/>
               </w:rPr>
-              <w:t>45–60 min</w:t>
+              <w:t xml:space="preserve"> min</w:t>
             </w:r>
           </w:p>
         </w:tc>
@@ -3135,7 +3319,17 @@
                 <w:color w:val="4A3A2C"/>
                 <w:sz w:val="17"/>
               </w:rPr>
-              <w:t>Clinician-administered; formulas: energy, immunity, skin/glow, recovery, post-flight</w:t>
+              <w:t xml:space="preserve">Facilitator-led; instruments </w:t>
+            </w:r>
+            <w:r>
+              <w:rPr>
+                <w:rFonts w:ascii="Jost" w:hAnsi="Jost" w:cs="Jost" w:eastAsia="Jost"/>
+                <w:b w:val="0"/>
+                <w:i w:val="0"/>
+                <w:color w:val="A6754C"/>
+                <w:sz w:val="17"/>
+              </w:rPr>
+              <w:t>[to confirm]</w:t>
             </w:r>
           </w:p>
         </w:tc>
@@ -3155,7 +3349,7 @@
                 <w:color w:val="4A3A2C"/>
                 <w:sz w:val="17"/>
               </w:rPr>
-              <w:t>Hyperbaric Oxygen, Compression Recovery</w:t>
+              <w:t>Dry Float Bed, Guided Breathwork, Salt Cabin</w:t>
             </w:r>
           </w:p>
         </w:tc>
@@ -3187,16 +3381,6 @@
               </w:rPr>
               <w:t>[___]</w:t>
             </w:r>
-            <w:r>
-              <w:rPr>
-                <w:rFonts w:ascii="Jost" w:hAnsi="Jost" w:cs="Jost" w:eastAsia="Jost"/>
-                <w:b w:val="0"/>
-                <w:i w:val="0"/>
-                <w:color w:val="4A3A2C"/>
-                <w:sz w:val="17"/>
-              </w:rPr>
-              <w:t xml:space="preserve"> per formula</w:t>
-            </w:r>
           </w:p>
         </w:tc>
       </w:tr>
@@ -3205,6 +3389,21 @@
       <w:pPr>
         <w:spacing w:before="0" w:after="80" w:line="240" w:lineRule="auto"/>
       </w:pPr>
+    </w:p>
+    <w:p>
+      <w:pPr>
+        <w:keepNext/>
+        <w:spacing w:before="200" w:after="60" w:line="264" w:lineRule="auto"/>
+      </w:pPr>
+      <w:r>
+        <w:rPr>
+          <w:rFonts w:ascii="Jost" w:hAnsi="Jost" w:cs="Jost" w:eastAsia="Jost"/>
+          <w:b/>
+          <w:color w:val="A6754C"/>
+          <w:sz w:val="17"/>
+        </w:rPr>
+        <w:t>COMING IN FUTURE</w:t>
+      </w:r>
     </w:p>
     <w:p>
       <w:pPr>
@@ -3218,7 +3417,7 @@
           <w:color w:val="4A3A2C"/>
           <w:sz w:val="20"/>
         </w:rPr>
-        <w:t>IV nutrient therapy is priced separately and is not included in memberships. Members receive a standing discount.</w:t>
+        <w:t>IV Nutrient Therapy is not offered at launch. It may be introduced in future, subject to DHA licensing and on-site licensed clinicians.</w:t>
       </w:r>
     </w:p>
     <w:p>
@@ -3252,7 +3451,7 @@
           <w:color w:val="4A3A2C"/>
           <w:sz w:val="20"/>
         </w:rPr>
-        <w:t>Choose a goal and we will guide you through three steps in sequence. Times are session time only; allow a little longer for arrival, the breathing ritual and changing. Your host may adjust any sequence to the state you arrive in.</w:t>
+        <w:t>Choose a goal and we will guide you through three steps in sequence. Times are session time only; allow a little longer for arrival, the breathing ritual and changing. On your first visit, your Healer consultation comes first. Your host may adjust any sequence to the state you arrive in.</w:t>
       </w:r>
     </w:p>
     <w:tbl>
@@ -3600,7 +3799,7 @@
                 <w:color w:val="4A3A2C"/>
                 <w:sz w:val="17"/>
               </w:rPr>
-              <w:t>Float &amp; Sensory Reset (60 min)</w:t>
+              <w:t>Dry Float Bed (30 min)</w:t>
             </w:r>
           </w:p>
         </w:tc>
@@ -3642,7 +3841,7 @@
                 <w:color w:val="4A3A2C"/>
                 <w:sz w:val="17"/>
               </w:rPr>
-              <w:t>approx. 135 min</w:t>
+              <w:t>approx. 105 min</w:t>
             </w:r>
           </w:p>
         </w:tc>
@@ -3891,7 +4090,7 @@
                 <w:color w:val="4A3A2C"/>
                 <w:sz w:val="17"/>
               </w:rPr>
-              <w:t>IV Nutrient Therapy, energy formula (45–60 min)</w:t>
+              <w:t>Hyperbaric Oxygen (60 min)</w:t>
             </w:r>
           </w:p>
         </w:tc>
@@ -3912,7 +4111,7 @@
                 <w:color w:val="4A3A2C"/>
                 <w:sz w:val="17"/>
               </w:rPr>
-              <w:t>approx. 70–85 min</w:t>
+              <w:t>approx. 85 min</w:t>
             </w:r>
           </w:p>
         </w:tc>
@@ -3985,6 +4184,26 @@
                 <w:color w:val="4A3A2C"/>
                 <w:sz w:val="17"/>
               </w:rPr>
+              <w:t>Infrared Sauna (40 min)</w:t>
+            </w:r>
+          </w:p>
+        </w:tc>
+        <w:tc>
+          <w:tcPr>
+            <w:tcW w:type="dxa" w:w="1569"/>
+          </w:tcPr>
+          <w:p>
+            <w:pPr>
+              <w:spacing w:before="40" w:after="40" w:line="276" w:lineRule="auto"/>
+            </w:pPr>
+            <w:r>
+              <w:rPr>
+                <w:rFonts w:ascii="Jost" w:hAnsi="Jost" w:cs="Jost" w:eastAsia="Jost"/>
+                <w:b w:val="0"/>
+                <w:i w:val="0"/>
+                <w:color w:val="4A3A2C"/>
+                <w:sz w:val="17"/>
+              </w:rPr>
               <w:t>Salt Cabin (30 min)</w:t>
             </w:r>
           </w:p>
@@ -4025,27 +4244,7 @@
                 <w:color w:val="4A3A2C"/>
                 <w:sz w:val="17"/>
               </w:rPr>
-              <w:t>IV Nutrient Therapy, skin/glow formula (45–60 min)</w:t>
-            </w:r>
-          </w:p>
-        </w:tc>
-        <w:tc>
-          <w:tcPr>
-            <w:tcW w:type="dxa" w:w="1569"/>
-          </w:tcPr>
-          <w:p>
-            <w:pPr>
-              <w:spacing w:before="40" w:after="40" w:line="276" w:lineRule="auto"/>
-            </w:pPr>
-            <w:r>
-              <w:rPr>
-                <w:rFonts w:ascii="Jost" w:hAnsi="Jost" w:cs="Jost" w:eastAsia="Jost"/>
-                <w:b w:val="0"/>
-                <w:i w:val="0"/>
-                <w:color w:val="4A3A2C"/>
-                <w:sz w:val="17"/>
-              </w:rPr>
-              <w:t>approx. 95–110 min</w:t>
+              <w:t>approx. 90 min</w:t>
             </w:r>
           </w:p>
         </w:tc>
@@ -4373,7 +4572,27 @@
           <w:color w:val="4A3A2C"/>
           <w:sz w:val="18"/>
         </w:rPr>
-        <w:t xml:space="preserve">Sequences that include IV Nutrient Therapy or Hyperbaric Oxygen require a clinician screen first and are subject to DHA requirements. A post-flight IV formula may be added to "Beat jet lag" at AED </w:t>
+        <w:t xml:space="preserve">Sequences that include Hyperbaric Oxygen require a short health screen first </w:t>
+      </w:r>
+      <w:r>
+        <w:rPr>
+          <w:rFonts w:ascii="Jost" w:hAnsi="Jost" w:cs="Jost" w:eastAsia="Jost"/>
+          <w:b w:val="0"/>
+          <w:i w:val="0"/>
+          <w:color w:val="A6754C"/>
+          <w:sz w:val="18"/>
+        </w:rPr>
+        <w:t>[confirm licensing requirements for hyperbaric with DHA / licensing authority]</w:t>
+      </w:r>
+      <w:r>
+        <w:rPr>
+          <w:rFonts w:ascii="Jost" w:hAnsi="Jost" w:cs="Jost" w:eastAsia="Jost"/>
+          <w:b w:val="0"/>
+          <w:i w:val="0"/>
+          <w:color w:val="4A3A2C"/>
+          <w:sz w:val="18"/>
+        </w:rPr>
+        <w:t xml:space="preserve">. A Sound Healing session may be added to any sequence at AED </w:t>
       </w:r>
       <w:r>
         <w:rPr>
@@ -4746,7 +4965,17 @@
                 <w:color w:val="4A3A2C"/>
                 <w:sz w:val="17"/>
               </w:rPr>
-              <w:t>Priority booking windows; 1 guest pass a month; 10% off IV therapy and add-ons</w:t>
+              <w:t xml:space="preserve">Priority booking windows; 1 guest pass a month; 10% off add-ons and retail </w:t>
+            </w:r>
+            <w:r>
+              <w:rPr>
+                <w:rFonts w:ascii="Jost" w:hAnsi="Jost" w:cs="Jost" w:eastAsia="Jost"/>
+                <w:b w:val="0"/>
+                <w:i w:val="0"/>
+                <w:color w:val="A6754C"/>
+                <w:sz w:val="17"/>
+              </w:rPr>
+              <w:t>[confirm]</w:t>
             </w:r>
           </w:p>
         </w:tc>
@@ -4849,7 +5078,27 @@
                 <w:color w:val="4A3A2C"/>
                 <w:sz w:val="17"/>
               </w:rPr>
-              <w:t>2 guest passes a month; 15% off IV therapy and add-ons; first access to opening-week slots</w:t>
+              <w:t xml:space="preserve">2 guest passes a month; 15% off add-ons and retail </w:t>
+            </w:r>
+            <w:r>
+              <w:rPr>
+                <w:rFonts w:ascii="Jost" w:hAnsi="Jost" w:cs="Jost" w:eastAsia="Jost"/>
+                <w:b w:val="0"/>
+                <w:i w:val="0"/>
+                <w:color w:val="A6754C"/>
+                <w:sz w:val="17"/>
+              </w:rPr>
+              <w:t>[confirm]</w:t>
+            </w:r>
+            <w:r>
+              <w:rPr>
+                <w:rFonts w:ascii="Jost" w:hAnsi="Jost" w:cs="Jost" w:eastAsia="Jost"/>
+                <w:b w:val="0"/>
+                <w:i w:val="0"/>
+                <w:color w:val="4A3A2C"/>
+                <w:sz w:val="17"/>
+              </w:rPr>
+              <w:t>; first access to opening-week slots</w:t>
             </w:r>
           </w:p>
         </w:tc>
@@ -5003,7 +5252,53 @@
           <w:color w:val="4A3A2C"/>
           <w:sz w:val="20"/>
         </w:rPr>
-        <w:t xml:space="preserve"> Robes, towels, slippers and everything each modality needs are provided.</w:t>
+        <w:t xml:space="preserve"> We provide robes, Aura-branded towels, Aura-branded clothing to wear in the centre, hotel-style Aura-branded slippers and everything each modality needs.</w:t>
+      </w:r>
+    </w:p>
+    <w:p>
+      <w:pPr>
+        <w:pStyle w:val="ListBullet"/>
+        <w:spacing w:before="0" w:after="60" w:line="300" w:lineRule="auto"/>
+      </w:pPr>
+      <w:r>
+        <w:rPr>
+          <w:rFonts w:ascii="Jost" w:hAnsi="Jost" w:cs="Jost" w:eastAsia="Jost"/>
+          <w:b/>
+          <w:i w:val="0"/>
+          <w:color w:val="4A3A2C"/>
+          <w:sz w:val="20"/>
+        </w:rPr>
+        <w:t>Refreshments.</w:t>
+      </w:r>
+      <w:r>
+        <w:rPr>
+          <w:rFonts w:ascii="Jost" w:hAnsi="Jost" w:cs="Jost" w:eastAsia="Jost"/>
+          <w:b w:val="0"/>
+          <w:i w:val="0"/>
+          <w:color w:val="4A3A2C"/>
+          <w:sz w:val="20"/>
+        </w:rPr>
+        <w:t xml:space="preserve"> Herbal teas, infused water and other refreshments are served during your visit </w:t>
+      </w:r>
+      <w:r>
+        <w:rPr>
+          <w:rFonts w:ascii="Jost" w:hAnsi="Jost" w:cs="Jost" w:eastAsia="Jost"/>
+          <w:b w:val="0"/>
+          <w:i w:val="0"/>
+          <w:color w:val="A6754C"/>
+          <w:sz w:val="20"/>
+        </w:rPr>
+        <w:t>[menu to confirm]</w:t>
+      </w:r>
+      <w:r>
+        <w:rPr>
+          <w:rFonts w:ascii="Jost" w:hAnsi="Jost" w:cs="Jost" w:eastAsia="Jost"/>
+          <w:b w:val="0"/>
+          <w:i w:val="0"/>
+          <w:color w:val="4A3A2C"/>
+          <w:sz w:val="20"/>
+        </w:rPr>
+        <w:t>.</w:t>
       </w:r>
     </w:p>
     <w:p>
@@ -5055,7 +5350,7 @@
           <w:color w:val="4A3A2C"/>
           <w:sz w:val="20"/>
         </w:rPr>
-        <w:t xml:space="preserve"> A shower is required before the float tank and the cold plunge.</w:t>
+        <w:t xml:space="preserve"> A shower is required before the cold plunge.</w:t>
       </w:r>
     </w:p>
     <w:p>
@@ -5107,7 +5402,7 @@
           <w:color w:val="4A3A2C"/>
           <w:sz w:val="20"/>
         </w:rPr>
-        <w:t xml:space="preserve"> Our modalities are wellness services designed to support how you feel and function. They are not a substitute for medical care. IV therapy is administered by licensed clinicians, and we will always flag anything that warrants a conversation with your doctor.</w:t>
+        <w:t xml:space="preserve"> Our modalities are wellness services designed to support how you feel and function. They are not a substitute for medical care, and no medical treatments are offered at launch. We will always flag anything that warrants a conversation with your doctor.</w:t>
       </w:r>
     </w:p>
     <w:p>
@@ -5154,6 +5449,58 @@
           <w:sz w:val="20"/>
         </w:rPr>
         <w:t>. Under-18s may use a limited set of modalities with guardian consent.</w:t>
+      </w:r>
+    </w:p>
+    <w:p>
+      <w:pPr>
+        <w:pStyle w:val="ListBullet"/>
+        <w:spacing w:before="0" w:after="60" w:line="300" w:lineRule="auto"/>
+      </w:pPr>
+      <w:r>
+        <w:rPr>
+          <w:rFonts w:ascii="Jost" w:hAnsi="Jost" w:cs="Jost" w:eastAsia="Jost"/>
+          <w:b/>
+          <w:i w:val="0"/>
+          <w:color w:val="4A3A2C"/>
+          <w:sz w:val="20"/>
+        </w:rPr>
+        <w:t>Payment.</w:t>
+      </w:r>
+      <w:r>
+        <w:rPr>
+          <w:rFonts w:ascii="Jost" w:hAnsi="Jost" w:cs="Jost" w:eastAsia="Jost"/>
+          <w:b w:val="0"/>
+          <w:i w:val="0"/>
+          <w:color w:val="4A3A2C"/>
+          <w:sz w:val="20"/>
+        </w:rPr>
+        <w:t xml:space="preserve"> Apple Pay, card and cash. Buy-now-pay-later (Tabby) is coming later.</w:t>
+      </w:r>
+    </w:p>
+    <w:p>
+      <w:pPr>
+        <w:pStyle w:val="ListBullet"/>
+        <w:spacing w:before="0" w:after="60" w:line="300" w:lineRule="auto"/>
+      </w:pPr>
+      <w:r>
+        <w:rPr>
+          <w:rFonts w:ascii="Jost" w:hAnsi="Jost" w:cs="Jost" w:eastAsia="Jost"/>
+          <w:b/>
+          <w:i w:val="0"/>
+          <w:color w:val="4A3A2C"/>
+          <w:sz w:val="20"/>
+        </w:rPr>
+        <w:t>Retail.</w:t>
+      </w:r>
+      <w:r>
+        <w:rPr>
+          <w:rFonts w:ascii="Jost" w:hAnsi="Jost" w:cs="Jost" w:eastAsia="Jost"/>
+          <w:b w:val="0"/>
+          <w:i w:val="0"/>
+          <w:color w:val="4A3A2C"/>
+          <w:sz w:val="20"/>
+        </w:rPr>
+        <w:t xml:space="preserve"> Take the ritual home: copper mugs, fragrances made from organic materials, wellness pillows and linen-fabric pieces.</w:t>
       </w:r>
     </w:p>
     <w:p>
@@ -5321,27 +5668,7 @@
           <w:color w:val="4A3A2C"/>
           <w:sz w:val="20"/>
         </w:rPr>
-        <w:t xml:space="preserve"> 332 Jumeirah First, Jumeirah Beach Road, Jumeirah 1, Dubai. Opening hours: </w:t>
-      </w:r>
-      <w:r>
-        <w:rPr>
-          <w:rFonts w:ascii="Jost" w:hAnsi="Jost" w:cs="Jost" w:eastAsia="Jost"/>
-          <w:b w:val="0"/>
-          <w:i w:val="0"/>
-          <w:color w:val="A6754C"/>
-          <w:sz w:val="20"/>
-        </w:rPr>
-        <w:t>[Opening hours]</w:t>
-      </w:r>
-      <w:r>
-        <w:rPr>
-          <w:rFonts w:ascii="Jost" w:hAnsi="Jost" w:cs="Jost" w:eastAsia="Jost"/>
-          <w:b w:val="0"/>
-          <w:i w:val="0"/>
-          <w:color w:val="4A3A2C"/>
-          <w:sz w:val="20"/>
-        </w:rPr>
-        <w:t>.</w:t>
+        <w:t xml:space="preserve"> 332 Jumeirah First, Jumeirah Beach Road, Jumeirah 1, Dubai. Open 7 days a week, 9:00am–9:00pm.</w:t>
       </w:r>
     </w:p>
     <w:sectPr>
